--- a/docs/Extras/SD2_S26/Reports-Documents/Gateway-Setup/EW840E5N Gateway Documentation.docx
+++ b/docs/Extras/SD2_S26/Reports-Documents/Gateway-Setup/EW840E5N Gateway Documentation.docx
@@ -146,7 +146,7 @@
     </w:p>
     <w:sdt>
       <w:sdtPr>
-        <w:id w:val="453278502"/>
+        <w:id w:val="1982165768"/>
         <w:docPartObj>
           <w:docPartGallery w:val="Table of Contents"/>
           <w:docPartUnique w:val="1"/>
